--- a/USAi Chat _ System Prompts.docx
+++ b/USAi Chat _ System Prompts.docx
@@ -20,6 +20,7 @@
       <w:pPr>
         <w:rPr>
           <w:b w:val="1"/>
+          <w:bCs w:val="1"/>
         </w:rPr>
       </w:pPr>
       <w:r>
@@ -35,6 +36,7 @@
       <w:r>
         <w:rPr>
           <w:b w:val="1"/>
+          <w:bCs w:val="1"/>
           <w:rtl w:val="0"/>
         </w:rPr>
         <w:t xml:space="preserve">Note:</w:t>
@@ -43,7 +45,7 @@
         <w:rPr>
           <w:rtl w:val="0"/>
         </w:rPr>
-        <w:t xml:space="preserve"> The attached are GSA’s current Chat system prompts but agencies have discretion to change the prompts for their instance, and have the ability to modify these at any time in the Chat interface.</w:t>
+        <w:t xml:space="preserve"> The attached are GSA’s current Chat system prompts but agencies have discretion to change the prompts for their instance.</w:t>
       </w:r>
     </w:p>
     <w:p>
@@ -255,55 +257,67 @@
         <w:rPr>
           <w:rtl w:val="0"/>
         </w:rPr>
-        <w:t xml:space="preserve">Claude 3.5 Haiku: July 2024</w:t>
-      </w:r>
-    </w:p>
-    <w:p>
-      <w:pPr>
-        <w:spacing w:after="0" w:before="0" w:lineRule="auto"/>
-        <w:rPr/>
-      </w:pPr>
-      <w:r>
-        <w:rPr>
-          <w:rtl w:val="0"/>
-        </w:rPr>
-        <w:t xml:space="preserve">Claude 4 Sonnet: March 2025</w:t>
-      </w:r>
-    </w:p>
-    <w:p>
-      <w:pPr>
-        <w:spacing w:after="0" w:before="0" w:lineRule="auto"/>
-        <w:rPr/>
-      </w:pPr>
-      <w:r>
-        <w:rPr>
-          <w:rtl w:val="0"/>
-        </w:rPr>
-        <w:t xml:space="preserve">Claude 4 Opus: March 2025</w:t>
-      </w:r>
-    </w:p>
-    <w:p>
-      <w:pPr>
-        <w:spacing w:after="0" w:before="0" w:lineRule="auto"/>
-        <w:rPr/>
-      </w:pPr>
-      <w:r>
-        <w:rPr>
-          <w:rtl w:val="0"/>
-        </w:rPr>
-        <w:t xml:space="preserve">ChatGPT 4o: June 2024</w:t>
-      </w:r>
-    </w:p>
-    <w:p>
-      <w:pPr>
-        <w:spacing w:after="0" w:before="0" w:lineRule="auto"/>
-        <w:rPr/>
-      </w:pPr>
-      <w:r>
-        <w:rPr>
-          <w:rtl w:val="0"/>
-        </w:rPr>
-        <w:t xml:space="preserve">ChatGPT 4.1 mini: June 2025</w:t>
+        <w:t xml:space="preserve">Gemini 2 Flash: June 2024</w:t>
+      </w:r>
+    </w:p>
+    <w:p>
+      <w:pPr>
+        <w:spacing w:after="0" w:before="0" w:lineRule="auto"/>
+        <w:rPr/>
+      </w:pPr>
+      <w:r>
+        <w:rPr>
+          <w:rtl w:val="0"/>
+        </w:rPr>
+        <w:t xml:space="preserve">Claude Haiku 3.5: July 2024</w:t>
+      </w:r>
+    </w:p>
+    <w:p>
+      <w:pPr>
+        <w:spacing w:after="0" w:before="0" w:lineRule="auto"/>
+        <w:rPr/>
+      </w:pPr>
+      <w:r>
+        <w:rPr>
+          <w:rtl w:val="0"/>
+        </w:rPr>
+        <w:t xml:space="preserve">Claude Sonnet 4: March 2025</w:t>
+      </w:r>
+    </w:p>
+    <w:p>
+      <w:pPr>
+        <w:spacing w:after="0" w:before="0" w:lineRule="auto"/>
+        <w:rPr/>
+      </w:pPr>
+      <w:r>
+        <w:rPr>
+          <w:rtl w:val="0"/>
+        </w:rPr>
+        <w:t xml:space="preserve">Claude Sonnet 4.5: January 2025</w:t>
+      </w:r>
+    </w:p>
+    <w:p>
+      <w:pPr>
+        <w:spacing w:after="0" w:before="0" w:lineRule="auto"/>
+        <w:rPr/>
+      </w:pPr>
+      <w:r>
+        <w:rPr>
+          <w:rtl w:val="0"/>
+        </w:rPr>
+        <w:t xml:space="preserve">Claude Opus 4: March 2025</w:t>
+      </w:r>
+    </w:p>
+    <w:p>
+      <w:pPr>
+        <w:spacing w:after="0" w:before="0" w:lineRule="auto"/>
+        <w:rPr/>
+      </w:pPr>
+      <w:r>
+        <w:rPr>
+          <w:rtl w:val="0"/>
+        </w:rPr>
+        <w:t xml:space="preserve">Claude Opus 4.5: May 2025</w:t>
       </w:r>
     </w:p>
     <w:p>
@@ -316,6 +330,41 @@
           <w:rtl w:val="0"/>
         </w:rPr>
         <w:t xml:space="preserve">Llama 4 Maverick: August 2024</w:t>
+      </w:r>
+    </w:p>
+    <w:p>
+      <w:pPr>
+        <w:spacing w:after="0" w:before="0" w:lineRule="auto"/>
+        <w:rPr/>
+      </w:pPr>
+      <w:r>
+        <w:rPr>
+          <w:rtl w:val="0"/>
+        </w:rPr>
+        <w:t xml:space="preserve">xAI Grok 4: November 2024</w:t>
+      </w:r>
+    </w:p>
+    <w:p>
+      <w:pPr>
+        <w:spacing w:after="0" w:before="0" w:lineRule="auto"/>
+        <w:rPr/>
+      </w:pPr>
+      <w:r>
+        <w:rPr>
+          <w:rtl w:val="0"/>
+        </w:rPr>
+        <w:t xml:space="preserve">OpenAI GPT 5.2: August 2025</w:t>
+      </w:r>
+    </w:p>
+    <w:p>
+      <w:pPr>
+        <w:spacing w:after="0" w:before="0" w:lineRule="auto"/>
+        <w:rPr/>
+      </w:pPr>
+      <w:r>
+        <w:rPr>
+          <w:rtl w:val="0"/>
+        </w:rPr>
       </w:r>
     </w:p>
     <w:p>
@@ -756,12 +805,35 @@
       </w:r>
     </w:p>
     <w:sectPr>
+      <w:footerReference r:id="rId6" w:type="default"/>
       <w:pgSz w:h="15840" w:w="12240" w:orient="portrait"/>
       <w:pgMar w:bottom="1440" w:top="1440" w:left="1440" w:right="1440" w:header="720" w:footer="720"/>
       <w:pgNumType w:start="1"/>
     </w:sectPr>
   </w:body>
 </w:document>
+</file>
+
+<file path=word/footer1.xml><?xml version="1.0" encoding="utf-8"?>
+<w:ftr xmlns:mc="http://schemas.openxmlformats.org/markup-compatibility/2006" xmlns:o="urn:schemas-microsoft-com:office:office" xmlns:r="http://schemas.openxmlformats.org/officeDocument/2006/relationships" xmlns:m="http://schemas.openxmlformats.org/officeDocument/2006/math" xmlns:v="urn:schemas-microsoft-com:vml" xmlns:wp="http://schemas.openxmlformats.org/drawingml/2006/wordprocessingDrawing" xmlns:w10="urn:schemas-microsoft-com:office:word" xmlns:w="http://schemas.openxmlformats.org/wordprocessingml/2006/main" xmlns:wne="http://schemas.microsoft.com/office/word/2006/wordml" xmlns:sl="http://schemas.openxmlformats.org/schemaLibrary/2006/main" xmlns:a="http://schemas.openxmlformats.org/drawingml/2006/main" xmlns:pic="http://schemas.openxmlformats.org/drawingml/2006/picture" xmlns:c="http://schemas.openxmlformats.org/drawingml/2006/chart" xmlns:lc="http://schemas.openxmlformats.org/drawingml/2006/lockedCanvas" xmlns:dgm="http://schemas.openxmlformats.org/drawingml/2006/diagram" xmlns:wps="http://schemas.microsoft.com/office/word/2010/wordprocessingShape" xmlns:wpg="http://schemas.microsoft.com/office/word/2010/wordprocessingGroup" xmlns:w14="http://schemas.microsoft.com/office/word/2010/wordml" xmlns:w15="http://schemas.microsoft.com/office/word/2012/wordml" xmlns:w16="http://schemas.microsoft.com/office/word/2018/wordml" xmlns:w16cex="http://schemas.microsoft.com/office/word/2018/wordml/cex" xmlns:w16cid="http://schemas.microsoft.com/office/word/2016/wordml/cid" xmlns="http://schemas.microsoft.com/office/tasks/2019/documenttasks" xmlns:cr="http://schemas.microsoft.com/office/comments/2020/reactions">
+  <w:p>
+    <w:pPr>
+      <w:jc w:val="right"/>
+      <w:rPr>
+        <w:sz w:val="20"/>
+        <w:szCs w:val="20"/>
+      </w:rPr>
+    </w:pPr>
+    <w:r>
+      <w:rPr>
+        <w:sz w:val="20"/>
+        <w:szCs w:val="20"/>
+        <w:rtl w:val="0"/>
+      </w:rPr>
+      <w:t xml:space="preserve">Last Update: 2/20/26</w:t>
+    </w:r>
+  </w:p>
+</w:ftr>
 </file>
 
 <file path=word/numbering.xml><?xml version="1.0" encoding="utf-8"?>
@@ -786,11 +858,19 @@
       </w:pPr>
     </w:pPrDefault>
   </w:docDefaults>
+  <w:style w:type="table" w:styleId="TableNormal" w:default="1">
+    <w:name w:val="TableNormal"/>
+    <w:tblPr>
+      <w:tblCellMar>
+        <w:top w:w="100.0" w:type="dxa"/>
+        <w:left w:w="100.0" w:type="dxa"/>
+        <w:bottom w:w="100.0" w:type="dxa"/>
+        <w:right w:w="100.0" w:type="dxa"/>
+      </w:tblCellMar>
+    </w:tblPr>
+  </w:style>
   <w:style w:type="paragraph" w:styleId="Normal" w:default="1">
     <w:name w:val="normal"/>
-  </w:style>
-  <w:style w:type="table" w:styleId="TableNormal" w:default="1">
-    <w:name w:val="TableNormal"/>
   </w:style>
   <w:style w:type="paragraph" w:styleId="Heading1">
     <w:name w:val="heading 1"/>
@@ -803,6 +883,7 @@
     </w:pPr>
     <w:rPr>
       <w:b w:val="1"/>
+      <w:bCs w:val="1"/>
       <w:color w:val="0058a7"/>
       <w:sz w:val="48"/>
       <w:szCs w:val="48"/>
@@ -819,6 +900,7 @@
     </w:pPr>
     <w:rPr>
       <w:b w:val="1"/>
+      <w:bCs w:val="1"/>
       <w:color w:val="000000"/>
       <w:sz w:val="36"/>
       <w:szCs w:val="36"/>
@@ -835,6 +917,7 @@
     </w:pPr>
     <w:rPr>
       <w:b w:val="1"/>
+      <w:bCs w:val="1"/>
       <w:color w:val="000000"/>
       <w:sz w:val="28"/>
       <w:szCs w:val="28"/>
@@ -851,6 +934,7 @@
     </w:pPr>
     <w:rPr>
       <w:b w:val="1"/>
+      <w:bCs w:val="1"/>
       <w:color w:val="000000"/>
     </w:rPr>
   </w:style>
@@ -865,6 +949,7 @@
     </w:pPr>
     <w:rPr>
       <w:b w:val="1"/>
+      <w:bCs w:val="1"/>
       <w:color w:val="0058a7"/>
     </w:rPr>
   </w:style>
@@ -879,6 +964,7 @@
     </w:pPr>
     <w:rPr>
       <w:b w:val="1"/>
+      <w:bCs w:val="1"/>
       <w:color w:val="666666"/>
     </w:rPr>
   </w:style>
@@ -893,6 +979,7 @@
     </w:pPr>
     <w:rPr>
       <w:b w:val="1"/>
+      <w:bCs w:val="1"/>
       <w:color w:val="012771"/>
       <w:sz w:val="96"/>
       <w:szCs w:val="96"/>
@@ -909,6 +996,7 @@
     </w:pPr>
     <w:rPr>
       <w:b w:val="1"/>
+      <w:bCs w:val="1"/>
       <w:color w:val="666666"/>
       <w:sz w:val="28"/>
       <w:szCs w:val="28"/>
